--- a/public/templates/examples/A-076-ThirdPartyRiskAssessmentRecords-EXAMPLE-S.docx
+++ b/public/templates/examples/A-076-ThirdPartyRiskAssessmentRecords-EXAMPLE-S.docx
@@ -34,6 +34,9 @@
         <w:gridCol w:w="9360"/>
       </w:tblGrid>
       <w:tr>
+        <w:trPr>
+          <w:cantSplit/>
+        </w:trPr>
         <w:tc>
           <w:tcPr>
             <w:tcW w:type="dxa" w:w="9360"/>
@@ -253,6 +256,7 @@
       </w:tblGrid>
       <w:tr>
         <w:trPr>
+          <w:cantSplit/>
           <w:tblHeader/>
         </w:trPr>
         <w:tc>
@@ -412,6 +416,9 @@
         </w:tc>
       </w:tr>
       <w:tr>
+        <w:trPr>
+          <w:cantSplit/>
+        </w:trPr>
         <w:tc>
           <w:tcPr>
             <w:tcW w:type="dxa" w:w="1400"/>
@@ -569,6 +576,9 @@
         </w:tc>
       </w:tr>
       <w:tr>
+        <w:trPr>
+          <w:cantSplit/>
+        </w:trPr>
         <w:tc>
           <w:tcPr>
             <w:tcW w:type="dxa" w:w="1400"/>
@@ -765,6 +775,7 @@
       </w:tblGrid>
       <w:tr>
         <w:trPr>
+          <w:cantSplit/>
           <w:tblHeader/>
         </w:trPr>
         <w:tc>
@@ -955,6 +966,9 @@
         </w:tc>
       </w:tr>
       <w:tr>
+        <w:trPr>
+          <w:cantSplit/>
+        </w:trPr>
         <w:tc>
           <w:tcPr>
             <w:tcW w:type="dxa" w:w="1000"/>
@@ -1181,6 +1195,7 @@
       </w:tblGrid>
       <w:tr>
         <w:trPr>
+          <w:cantSplit/>
           <w:tblHeader/>
         </w:trPr>
         <w:tc>
@@ -1340,6 +1355,9 @@
         </w:tc>
       </w:tr>
       <w:tr>
+        <w:trPr>
+          <w:cantSplit/>
+        </w:trPr>
         <w:tc>
           <w:tcPr>
             <w:tcW w:type="dxa" w:w="1400"/>
@@ -1534,6 +1552,7 @@
       </w:tblGrid>
       <w:tr>
         <w:trPr>
+          <w:cantSplit/>
           <w:tblHeader/>
         </w:trPr>
         <w:tc>
@@ -1662,6 +1681,9 @@
         </w:tc>
       </w:tr>
       <w:tr>
+        <w:trPr>
+          <w:cantSplit/>
+        </w:trPr>
         <w:tc>
           <w:tcPr>
             <w:tcW w:type="dxa" w:w="1400"/>
@@ -1788,6 +1810,9 @@
         </w:tc>
       </w:tr>
       <w:tr>
+        <w:trPr>
+          <w:cantSplit/>
+        </w:trPr>
         <w:tc>
           <w:tcPr>
             <w:tcW w:type="dxa" w:w="1400"/>
@@ -1949,6 +1974,7 @@
       </w:tblGrid>
       <w:tr>
         <w:trPr>
+          <w:cantSplit/>
           <w:tblHeader/>
         </w:trPr>
         <w:tc>
@@ -2015,6 +2041,9 @@
         </w:tc>
       </w:tr>
       <w:tr>
+        <w:trPr>
+          <w:cantSplit/>
+        </w:trPr>
         <w:tc>
           <w:tcPr>
             <w:tcW w:type="dxa" w:w="3200"/>
@@ -2100,6 +2129,9 @@
         <w:gridCol w:w="9360"/>
       </w:tblGrid>
       <w:tr>
+        <w:trPr>
+          <w:cantSplit/>
+        </w:trPr>
         <w:tc>
           <w:tcPr>
             <w:tcW w:type="dxa" w:w="9360"/>
@@ -2142,9 +2174,9 @@
             <w:r>
               <w:rPr>
                 <w:rFonts w:ascii="Aptos" w:cs="Aptos" w:eastAsia="Aptos" w:hAnsi="Aptos"/>
-                <w:b/>
-                <w:bCs/>
-                <w:i/>
+                <w:b w:val="0"/>
+                <w:bCs/>
+                <w:i w:val="0"/>
                 <w:iCs/>
                 <w:sz w:val="24"/>
                 <w:szCs w:val="24"/>
@@ -2159,9 +2191,9 @@
             <w:r>
               <w:rPr>
                 <w:rFonts w:ascii="Aptos" w:cs="Aptos" w:eastAsia="Aptos" w:hAnsi="Aptos"/>
-                <w:b/>
-                <w:bCs/>
-                <w:i/>
+                <w:b w:val="0"/>
+                <w:bCs/>
+                <w:i w:val="0"/>
                 <w:iCs/>
                 <w:sz w:val="24"/>
                 <w:szCs w:val="24"/>
@@ -2176,9 +2208,9 @@
             <w:r>
               <w:rPr>
                 <w:rFonts w:ascii="Aptos" w:cs="Aptos" w:eastAsia="Aptos" w:hAnsi="Aptos"/>
-                <w:b/>
-                <w:bCs/>
-                <w:i/>
+                <w:b w:val="0"/>
+                <w:bCs/>
+                <w:i w:val="0"/>
                 <w:iCs/>
                 <w:sz w:val="24"/>
                 <w:szCs w:val="24"/>
@@ -2226,6 +2258,7 @@
       </w:tblGrid>
       <w:tr>
         <w:trPr>
+          <w:cantSplit/>
           <w:tblHeader/>
         </w:trPr>
         <w:tc>
@@ -2354,6 +2387,9 @@
         </w:tc>
       </w:tr>
       <w:tr>
+        <w:trPr>
+          <w:cantSplit/>
+        </w:trPr>
         <w:tc>
           <w:tcPr>
             <w:tcW w:type="dxa" w:w="3000"/>
@@ -2456,6 +2492,9 @@
         </w:tc>
       </w:tr>
       <w:tr>
+        <w:trPr>
+          <w:cantSplit/>
+        </w:trPr>
         <w:tc>
           <w:tcPr>
             <w:tcW w:type="dxa" w:w="3000"/>
@@ -2595,6 +2634,7 @@
       </w:tblGrid>
       <w:tr>
         <w:trPr>
+          <w:cantSplit/>
           <w:tblHeader/>
         </w:trPr>
         <w:tc>
@@ -2723,6 +2763,9 @@
         </w:tc>
       </w:tr>
       <w:tr>
+        <w:trPr>
+          <w:cantSplit/>
+        </w:trPr>
         <w:tc>
           <w:tcPr>
             <w:tcW w:type="dxa" w:w="1300"/>
@@ -2857,8 +2900,6 @@
     <w:sectPr>
       <w:headerReference w:type="default" r:id="rId7"/>
       <w:footerReference w:type="default" r:id="rId8"/>
-      <w:headerReference w:type="first" r:id="rId10"/>
-      <w:headerReference w:type="even" r:id="rId11"/>
       <w:pgSz w:w="12240" w:h="15840" w:orient="portrait"/>
       <w:pgMar w:top="1440" w:right="1440" w:bottom="1440" w:left="1440" w:header="708" w:footer="708" w:gutter="0"/>
       <w:pgNumType/>
@@ -2866,10 +2907,6 @@
     </w:sectPr>
   </w:body>
 </w:document>
-</file>
-
-<file path=word/comments.xml><?xml version="1.0" encoding="utf-8"?>
-<w:comments xmlns:cx="http://schemas.microsoft.com/office/drawing/2014/chartex" xmlns:cx1="http://schemas.microsoft.com/office/drawing/2015/9/8/chartex" xmlns:cx2="http://schemas.microsoft.com/office/drawing/2015/10/21/chartex" xmlns:cx3="http://schemas.microsoft.com/office/drawing/2016/5/9/chartex" xmlns:cx4="http://schemas.microsoft.com/office/drawing/2016/5/10/chartex" xmlns:cx5="http://schemas.microsoft.com/office/drawing/2016/5/11/chartex" xmlns:cx6="http://schemas.microsoft.com/office/drawing/2016/5/12/chartex" xmlns:cx7="http://schemas.microsoft.com/office/drawing/2016/5/13/chartex" xmlns:cx8="http://schemas.microsoft.com/office/drawing/2016/5/14/chartex" xmlns:mc="http://schemas.openxmlformats.org/markup-compatibility/2006" xmlns:aink="http://schemas.microsoft.com/office/drawing/2016/ink" xmlns:am3d="http://schemas.microsoft.com/office/drawing/2017/model3d" xmlns:o="urn:schemas-microsoft-com:office:office" xmlns:r="http://schemas.openxmlformats.org/officeDocument/2006/relationships" xmlns:m="http://schemas.openxmlformats.org/officeDocument/2006/math" xmlns:v="urn:schemas-microsoft-com:vml" xmlns:wp14="http://schemas.microsoft.com/office/word/2010/wordprocessingDrawing" xmlns:wp="http://schemas.openxmlformats.org/drawingml/2006/wordprocessingDrawing" xmlns:w10="urn:schemas-microsoft-com:office:word" xmlns:w="http://schemas.openxmlformats.org/wordprocessingml/2006/main" xmlns:w14="http://schemas.microsoft.com/office/word/2010/wordml" xmlns:w15="http://schemas.microsoft.com/office/word/2012/wordml" xmlns:w16cex="http://schemas.microsoft.com/office/word/2018/wordml/cex" xmlns:w16cid="http://schemas.microsoft.com/office/word/2016/wordml/cid" xmlns:w16="http://schemas.microsoft.com/office/word/2018/wordml" xmlns:w16sdtdh="http://schemas.microsoft.com/office/word/2020/wordml/sdtdatahash" xmlns:w16se="http://schemas.microsoft.com/office/word/2015/wordml/symex" xmlns:wpg="http://schemas.microsoft.com/office/word/2010/wordprocessingGroup" xmlns:wpi="http://schemas.microsoft.com/office/word/2010/wordprocessingInk" xmlns:wne="http://schemas.microsoft.com/office/word/2006/wordml" xmlns:wps="http://schemas.microsoft.com/office/word/2010/wordprocessingShape"/>
 </file>
 
 <file path=word/endnotes.xml><?xml version="1.0" encoding="utf-8"?>
@@ -3002,15 +3039,12 @@
 <w:hdr xmlns:wpc="http://schemas.microsoft.com/office/word/2010/wordprocessingCanvas" xmlns:mc="http://schemas.openxmlformats.org/markup-compatibility/2006" xmlns:o="urn:schemas-microsoft-com:office:office" xmlns:r="http://schemas.openxmlformats.org/officeDocument/2006/relationships" xmlns:m="http://schemas.openxmlformats.org/officeDocument/2006/math" xmlns:v="urn:schemas-microsoft-com:vml" xmlns:wp14="http://schemas.microsoft.com/office/word/2010/wordprocessingDrawing" xmlns:wp="http://schemas.openxmlformats.org/drawingml/2006/wordprocessingDrawing" xmlns:w10="urn:schemas-microsoft-com:office:word" xmlns:w="http://schemas.openxmlformats.org/wordprocessingml/2006/main" xmlns:w14="http://schemas.microsoft.com/office/word/2010/wordml" xmlns:w15="http://schemas.microsoft.com/office/word/2012/wordml" xmlns:wpg="http://schemas.microsoft.com/office/word/2010/wordprocessingGroup" xmlns:wpi="http://schemas.microsoft.com/office/word/2010/wordprocessingInk" xmlns:wne="http://schemas.microsoft.com/office/word/2006/wordml" xmlns:wps="http://schemas.microsoft.com/office/word/2010/wordprocessingShape" xmlns:cx="http://schemas.microsoft.com/office/drawing/2014/chartex" xmlns:cx1="http://schemas.microsoft.com/office/drawing/2015/9/8/chartex" xmlns:cx2="http://schemas.microsoft.com/office/drawing/2015/10/21/chartex" xmlns:cx3="http://schemas.microsoft.com/office/drawing/2016/5/9/chartex" xmlns:cx4="http://schemas.microsoft.com/office/drawing/2016/5/10/chartex" xmlns:cx5="http://schemas.microsoft.com/office/drawing/2016/5/11/chartex" xmlns:cx6="http://schemas.microsoft.com/office/drawing/2016/5/12/chartex" xmlns:cx7="http://schemas.microsoft.com/office/drawing/2016/5/13/chartex" xmlns:cx8="http://schemas.microsoft.com/office/drawing/2016/5/14/chartex" xmlns:w16cid="http://schemas.microsoft.com/office/word/2016/wordml/cid" xmlns:w16se="http://schemas.microsoft.com/office/word/2015/wordml/symex">
   <w:p>
     <w:pPr>
-      <w:pBdr>
-        <w:bottom w:val="single" w:color="1B3A5C" w:sz="6" w:space="2"/>
-      </w:pBdr>
       <w:jc w:val="center"/>
     </w:pPr>
     <w:r>
       <w:drawing>
         <wp:inline xmlns:a="http://schemas.openxmlformats.org/drawingml/2006/main" xmlns:pic="http://schemas.openxmlformats.org/drawingml/2006/picture">
-          <wp:extent cx="822960" cy="822960"/>
+          <wp:extent cx="777240" cy="777240"/>
           <wp:docPr id="1" name="Picture 1"/>
           <wp:cNvGraphicFramePr>
             <a:graphicFrameLocks noChangeAspect="1"/>
@@ -3031,7 +3065,7 @@
                 <pic:spPr>
                   <a:xfrm>
                     <a:off x="0" y="0"/>
-                    <a:ext cx="822960" cy="822960"/>
+                    <a:ext cx="777240" cy="777240"/>
                   </a:xfrm>
                   <a:prstGeom prst="rect"/>
                 </pic:spPr>
@@ -3040,6 +3074,22 @@
           </a:graphic>
         </wp:inline>
       </w:drawing>
+    </w:r>
+  </w:p>
+  <w:p>
+    <w:pPr>
+      <w:pBdr>
+        <w:bottom w:val="single" w:color="1B3A5C" w:sz="6" w:space="2"/>
+      </w:pBdr>
+      <w:jc w:val="right"/>
+    </w:pPr>
+    <w:r>
+      <w:rPr>
+        <w:rFonts w:ascii="Aptos" w:cs="Aptos" w:eastAsia="Aptos" w:hAnsi="Aptos"/>
+        <w:color w:val="595959"/>
+        <w:sz w:val="16"/>
+        <w:szCs w:val="16"/>
+      </w:rPr>
     </w:r>
   </w:p>
   <w:p>
@@ -3084,26 +3134,6 @@
         </wp:anchor>
       </w:drawing>
     </w:r>
-  </w:p>
-</w:hdr>
-</file>
-
-<file path=word/header2.xml><?xml version="1.0" encoding="utf-8"?>
-<w:hdr xmlns:m="http://schemas.openxmlformats.org/officeDocument/2006/math" xmlns:mc="http://schemas.openxmlformats.org/markup-compatibility/2006" xmlns:mo="http://schemas.microsoft.com/office/mac/office/2008/main" xmlns:mv="urn:schemas-microsoft-com:mac:vml" xmlns:o="urn:schemas-microsoft-com:office:office" xmlns:r="http://schemas.openxmlformats.org/officeDocument/2006/relationships" xmlns:v="urn:schemas-microsoft-com:vml" xmlns:w10="urn:schemas-microsoft-com:office:word" xmlns:w14="http://schemas.microsoft.com/office/word/2010/wordml" xmlns:w="http://schemas.openxmlformats.org/wordprocessingml/2006/main" xmlns:wne="http://schemas.microsoft.com/office/word/2006/wordml" xmlns:wp14="http://schemas.microsoft.com/office/word/2010/wordprocessingDrawing" xmlns:wp="http://schemas.openxmlformats.org/drawingml/2006/wordprocessingDrawing" xmlns:wpc="http://schemas.microsoft.com/office/word/2010/wordprocessingCanvas" xmlns:wpg="http://schemas.microsoft.com/office/word/2010/wordprocessingGroup" xmlns:wpi="http://schemas.microsoft.com/office/word/2010/wordprocessingInk" xmlns:wps="http://schemas.microsoft.com/office/word/2010/wordprocessingShape" mc:Ignorable="w14 wp14">
-  <w:p>
-    <w:pPr>
-      <w:pStyle w:val="Header"/>
-    </w:pPr>
-  </w:p>
-</w:hdr>
-</file>
-
-<file path=word/header3.xml><?xml version="1.0" encoding="utf-8"?>
-<w:hdr xmlns:m="http://schemas.openxmlformats.org/officeDocument/2006/math" xmlns:mc="http://schemas.openxmlformats.org/markup-compatibility/2006" xmlns:mo="http://schemas.microsoft.com/office/mac/office/2008/main" xmlns:mv="urn:schemas-microsoft-com:mac:vml" xmlns:o="urn:schemas-microsoft-com:office:office" xmlns:r="http://schemas.openxmlformats.org/officeDocument/2006/relationships" xmlns:v="urn:schemas-microsoft-com:vml" xmlns:w10="urn:schemas-microsoft-com:office:word" xmlns:w14="http://schemas.microsoft.com/office/word/2010/wordml" xmlns:w="http://schemas.openxmlformats.org/wordprocessingml/2006/main" xmlns:wne="http://schemas.microsoft.com/office/word/2006/wordml" xmlns:wp14="http://schemas.microsoft.com/office/word/2010/wordprocessingDrawing" xmlns:wp="http://schemas.openxmlformats.org/drawingml/2006/wordprocessingDrawing" xmlns:wpc="http://schemas.microsoft.com/office/word/2010/wordprocessingCanvas" xmlns:wpg="http://schemas.microsoft.com/office/word/2010/wordprocessingGroup" xmlns:wpi="http://schemas.microsoft.com/office/word/2010/wordprocessingInk" xmlns:wps="http://schemas.microsoft.com/office/word/2010/wordprocessingShape" mc:Ignorable="w14 wp14">
-  <w:p>
-    <w:pPr>
-      <w:pStyle w:val="Header"/>
-    </w:pPr>
   </w:p>
 </w:hdr>
 </file>
@@ -3357,37 +3387,24 @@
       <w:szCs w:val="56"/>
     </w:rPr>
   </w:style>
-  <w:style w:type="paragraph" w:styleId="Heading1">
-    <w:name w:val="Heading 1"/>
-    <w:basedOn w:val="Normal"/>
-    <w:next w:val="Normal"/>
-    <w:qFormat/>
-    <w:rPr>
-      <w:color w:val="2E74B5"/>
-      <w:sz w:val="32"/>
-      <w:szCs w:val="32"/>
-    </w:rPr>
-  </w:style>
-  <w:style w:type="paragraph" w:styleId="Heading2">
-    <w:name w:val="Heading 2"/>
-    <w:basedOn w:val="Normal"/>
-    <w:next w:val="Normal"/>
-    <w:qFormat/>
-    <w:rPr>
-      <w:color w:val="2E74B5"/>
-      <w:sz w:val="26"/>
-      <w:szCs w:val="26"/>
-    </w:rPr>
-  </w:style>
   <w:style w:type="paragraph" w:styleId="Heading3">
     <w:name w:val="Heading 3"/>
     <w:basedOn w:val="Normal"/>
     <w:next w:val="Normal"/>
     <w:qFormat/>
+    <w:pPr>
+      <w:keepNext/>
+      <w:keepLines/>
+      <w:spacing w:after="100" w:before="220"/>
+      <w:outlineLvl w:val="2"/>
+    </w:pPr>
     <w:rPr>
-      <w:color w:val="1F4D78"/>
-      <w:sz w:val="24"/>
-      <w:szCs w:val="24"/>
+      <w:rFonts w:ascii="Aptos" w:cs="Aptos" w:eastAsia="Aptos" w:hAnsi="Aptos"/>
+      <w:b/>
+      <w:bCs/>
+      <w:color w:val="1B3A5C"/>
+      <w:sz w:val="26"/>
+      <w:szCs w:val="26"/>
     </w:rPr>
   </w:style>
   <w:style w:type="paragraph" w:styleId="Heading4">
@@ -3395,10 +3412,19 @@
     <w:basedOn w:val="Normal"/>
     <w:next w:val="Normal"/>
     <w:qFormat/>
+    <w:pPr>
+      <w:keepNext/>
+      <w:keepLines/>
+      <w:spacing w:after="100" w:before="220"/>
+      <w:outlineLvl w:val="3"/>
+    </w:pPr>
     <w:rPr>
-      <w:i/>
-      <w:iCs/>
-      <w:color w:val="2E74B5"/>
+      <w:rFonts w:ascii="Aptos" w:cs="Aptos" w:eastAsia="Aptos" w:hAnsi="Aptos"/>
+      <w:b/>
+      <w:bCs/>
+      <w:color w:val="1B3A5C"/>
+      <w:sz w:val="24"/>
+      <w:szCs w:val="24"/>
     </w:rPr>
   </w:style>
   <w:style w:type="paragraph" w:styleId="Heading5">
@@ -3406,8 +3432,19 @@
     <w:basedOn w:val="Normal"/>
     <w:next w:val="Normal"/>
     <w:qFormat/>
+    <w:pPr>
+      <w:keepNext/>
+      <w:keepLines/>
+      <w:spacing w:after="100" w:before="220"/>
+      <w:outlineLvl w:val="4"/>
+    </w:pPr>
     <w:rPr>
-      <w:color w:val="2E74B5"/>
+      <w:rFonts w:ascii="Aptos" w:cs="Aptos" w:eastAsia="Aptos" w:hAnsi="Aptos"/>
+      <w:b/>
+      <w:bCs/>
+      <w:color w:val="1B3A5C"/>
+      <w:sz w:val="24"/>
+      <w:szCs w:val="24"/>
     </w:rPr>
   </w:style>
   <w:style w:type="paragraph" w:styleId="Heading6">
@@ -3415,8 +3452,19 @@
     <w:basedOn w:val="Normal"/>
     <w:next w:val="Normal"/>
     <w:qFormat/>
+    <w:pPr>
+      <w:keepNext/>
+      <w:keepLines/>
+      <w:spacing w:after="100" w:before="220"/>
+      <w:outlineLvl w:val="5"/>
+    </w:pPr>
     <w:rPr>
-      <w:color w:val="1F4D78"/>
+      <w:rFonts w:ascii="Aptos" w:cs="Aptos" w:eastAsia="Aptos" w:hAnsi="Aptos"/>
+      <w:b/>
+      <w:bCs/>
+      <w:color w:val="1B3A5C"/>
+      <w:sz w:val="24"/>
+      <w:szCs w:val="24"/>
     </w:rPr>
   </w:style>
   <w:style w:type="paragraph" w:styleId="Strong">
@@ -3524,6 +3572,8 @@
     <w:next w:val="Normal"/>
     <w:qFormat/>
     <w:pPr>
+      <w:keepNext/>
+      <w:keepLines/>
       <w:spacing w:after="160" w:before="240"/>
       <w:outlineLvl w:val="0"/>
     </w:pPr>
@@ -3542,6 +3592,8 @@
     <w:next w:val="Normal"/>
     <w:qFormat/>
     <w:pPr>
+      <w:keepNext/>
+      <w:keepLines/>
       <w:spacing w:after="100" w:before="220"/>
       <w:outlineLvl w:val="1"/>
     </w:pPr>
